--- a/apps/intranet/public/guidebooks/onboarding/Onboarding_Checkliste.docx
+++ b/apps/intranet/public/guidebooks/onboarding/Onboarding_Checkliste.docx
@@ -78,7 +78,12 @@
     </w:p>
     <w:p>
       <w:r>
-        <w:t>Urlaubs- und Abwesenheitsanträge laufen über die Seite „Abwesenheiten“ im Intranet — nicht über Clockodo. Dort seht ihr auch, wie viele Tage euch noch zustehen und den Status eurer Anträge.</w:t>
+        <w:t>Urlaub, Krankheit &amp; Co. beantragt ihr direkt in Clockodo (siehe Guidebook „Zeiterfassung mit Clockodo“) — Clockodo ist das führende System für Abwesenheiten.</w:t>
+      </w:r>
+    </w:p>
+    <w:p>
+      <w:r>
+        <w:t>Genehmigte und offene Anträge aus Clockodo erscheinen automatisch (schreibgeschützt) auf der Seite „Abwesenheiten“ im Intranet, wo ihr auch euren Resturlaub und den Status aller Anträge seht. Alternativ könnt ihr dort auch direkt einen Antrag stellen.</w:t>
       </w:r>
     </w:p>
     <w:p/>
